--- a/documentos/Validación Matriz/Documentos_Validacion_Matriz_2025/04_Proceso_Pension/15_Certificado_Oferta.docx
+++ b/documentos/Validación Matriz/Documentos_Validacion_Matriz_2025/04_Proceso_Pension/15_Certificado_Oferta.docx
@@ -26,21 +26,7 @@
         <w:rPr>
           <w:lang w:val="es-CL"/>
         </w:rPr>
-        <w:t xml:space="preserve">Definición: documento oficial emitido por el Sistema de Consultas y Ofertas de Montos de Pensión dentro de los 4 días hábiles desde que se ingresa la Solicitud de Ofertas. Incluye propuestas de pensión (Retiro Programado, Renta Vitalicia y modalidades combinadas) de </w:t>
-      </w:r>
-      <w:proofErr w:type="spellStart"/>
-      <w:r>
-        <w:rPr>
-          <w:lang w:val="es-CL"/>
-        </w:rPr>
-        <w:t>AFPs</w:t>
-      </w:r>
-      <w:proofErr w:type="spellEnd"/>
-      <w:r>
-        <w:rPr>
-          <w:lang w:val="es-CL"/>
-        </w:rPr>
-        <w:t xml:space="preserve"> y aseguradoras autorizadas, ordenadas por monto: en UF y pesos, con proyecciones, comisiones, clasificación de riesgo de las aseguradoras y condiciones especiales de cobertura.</w:t>
+        <w:t>Definición: documento oficial emitido por el Sistema de Consultas y Ofertas de Montos de Pensión dentro de los 4 días hábiles desde que se ingresa la Solicitud de Ofertas. Incluye propuestas de pensión (Retiro Programado, Renta Vitalicia y modalidades combinadas) de AFPs y aseguradoras autorizadas, ordenadas por monto: en UF y pesos, con proyecciones, comisiones, clasificación de riesgo de las aseguradoras y condiciones especiales de cobertura.</w:t>
       </w:r>
     </w:p>
     <w:p>
@@ -400,6 +386,13 @@
           <w:lang w:val="es-CL"/>
         </w:rPr>
         <w:tab/>
+      </w:r>
+      <w:r>
+        <w:rPr>
+          <w:b/>
+          <w:bCs/>
+          <w:lang w:val="es-CL"/>
+        </w:rPr>
         <w:t>Pensión Autofinanciada</w:t>
       </w:r>
       <w:r>
@@ -435,87 +428,35 @@
         <w:tab/>
         <w:t>Cotizaciones Previsionales</w:t>
       </w:r>
+    </w:p>
+    <w:p>
+      <w:pPr>
+        <w:spacing w:after="0"/>
+        <w:ind w:left="1440" w:firstLine="720"/>
+        <w:rPr>
+          <w:b/>
+          <w:bCs/>
+          <w:lang w:val="es-CL"/>
+        </w:rPr>
+      </w:pPr>
       <w:r>
         <w:rPr>
           <w:b/>
           <w:bCs/>
           <w:lang w:val="es-CL"/>
         </w:rPr>
-        <w:br/>
+        <w:t xml:space="preserve">Rentabilidad </w:t>
       </w:r>
-      <w:r>
+    </w:p>
+    <w:p>
+      <w:pPr>
+        <w:spacing w:after="0"/>
         <w:rPr>
           <w:b/>
           <w:bCs/>
           <w:lang w:val="es-CL"/>
         </w:rPr>
-        <w:tab/>
-      </w:r>
-      <w:r>
-        <w:rPr>
-          <w:b/>
-          <w:bCs/>
-          <w:lang w:val="es-CL"/>
-        </w:rPr>
-        <w:tab/>
-      </w:r>
-      <w:r>
-        <w:rPr>
-          <w:b/>
-          <w:bCs/>
-          <w:lang w:val="es-CL"/>
-        </w:rPr>
-        <w:tab/>
-      </w:r>
-      <w:r>
-        <w:rPr>
-          <w:b/>
-          <w:bCs/>
-          <w:lang w:val="es-CL"/>
-        </w:rPr>
-        <w:t>Entidades Reguladoras</w:t>
-      </w:r>
-      <w:r>
-        <w:rPr>
-          <w:b/>
-          <w:bCs/>
-          <w:lang w:val="es-CL"/>
-        </w:rPr>
-        <w:br/>
-      </w:r>
-      <w:r>
-        <w:rPr>
-          <w:b/>
-          <w:bCs/>
-          <w:lang w:val="es-CL"/>
-        </w:rPr>
-        <w:tab/>
-      </w:r>
-      <w:r>
-        <w:rPr>
-          <w:b/>
-          <w:bCs/>
-          <w:lang w:val="es-CL"/>
-        </w:rPr>
-        <w:tab/>
-      </w:r>
-      <w:r>
-        <w:rPr>
-          <w:b/>
-          <w:bCs/>
-          <w:lang w:val="es-CL"/>
-        </w:rPr>
-        <w:tab/>
-        <w:t>Riesgo Rentabilidad</w:t>
-      </w:r>
-      <w:r>
-        <w:rPr>
-          <w:b/>
-          <w:bCs/>
-          <w:lang w:val="es-CL"/>
-        </w:rPr>
-        <w:br/>
-      </w:r>
+      </w:pPr>
       <w:r>
         <w:rPr>
           <w:b/>
@@ -572,7 +513,40 @@
           <w:lang w:val="es-CL"/>
         </w:rPr>
         <w:tab/>
-        <w:t xml:space="preserve">Qué es Pensión </w:t>
+        <w:t>Qué es Pensión</w:t>
+      </w:r>
+      <w:r>
+        <w:rPr>
+          <w:b/>
+          <w:bCs/>
+          <w:lang w:val="es-CL"/>
+        </w:rPr>
+        <w:br/>
+      </w:r>
+      <w:r>
+        <w:rPr>
+          <w:b/>
+          <w:bCs/>
+          <w:lang w:val="es-CL"/>
+        </w:rPr>
+        <w:tab/>
+      </w:r>
+      <w:r>
+        <w:rPr>
+          <w:b/>
+          <w:bCs/>
+          <w:lang w:val="es-CL"/>
+        </w:rPr>
+        <w:tab/>
+      </w:r>
+      <w:r>
+        <w:rPr>
+          <w:b/>
+          <w:bCs/>
+          <w:lang w:val="es-CL"/>
+        </w:rPr>
+        <w:tab/>
+        <w:t>Jubilación</w:t>
       </w:r>
     </w:p>
     <w:p>
@@ -595,16 +569,8 @@
         <w:rPr>
           <w:lang w:val="es-CL"/>
         </w:rPr>
-        <w:t>¿Para comprender el concepto “</w:t>
+        <w:t>¿Para comprender el concepto “Certificado Oferta”, es necesario conocer los siguientes conceptos?</w:t>
       </w:r>
-      <w:proofErr w:type="gramStart"/>
-      <w:r>
-        <w:rPr>
-          <w:lang w:val="es-CL"/>
-        </w:rPr>
-        <w:t>Certificado Oferta”, es necesario conocer los siguientes conceptos?</w:t>
-      </w:r>
-      <w:proofErr w:type="gramEnd"/>
     </w:p>
     <w:tbl>
       <w:tblPr>
@@ -624,11 +590,9 @@
             <w:tcW w:w="2391" w:type="dxa"/>
           </w:tcPr>
           <w:p>
-            <w:proofErr w:type="spellStart"/>
             <w:r>
               <w:t>Contenido</w:t>
             </w:r>
-            <w:proofErr w:type="spellEnd"/>
           </w:p>
         </w:tc>
         <w:tc>
@@ -668,19 +632,9 @@
             <w:tcW w:w="2391" w:type="dxa"/>
           </w:tcPr>
           <w:p>
-            <w:proofErr w:type="spellStart"/>
             <w:r>
-              <w:t>Solicitud</w:t>
+              <w:t>Solicitud de Oferta</w:t>
             </w:r>
-            <w:proofErr w:type="spellEnd"/>
-            <w:r>
-              <w:t xml:space="preserve"> de </w:t>
-            </w:r>
-            <w:proofErr w:type="spellStart"/>
-            <w:r>
-              <w:t>Oferta</w:t>
-            </w:r>
-            <w:proofErr w:type="spellEnd"/>
           </w:p>
         </w:tc>
         <w:tc>
